--- a/doc/Personal Finance Tracker.docx
+++ b/doc/Personal Finance Tracker.docx
@@ -75,7 +75,21 @@
           <w:rPr>
             <w:rStyle w:val="ae"/>
           </w:rPr>
-          <w:t>Handle view error · nemoirisgurl/finance@0abb1cf</w:t>
+          <w:t xml:space="preserve">Handle view error · </w:t>
+        </w:r>
+        <w:proofErr w:type="spellStart"/>
+        <w:r>
+          <w:rPr>
+            <w:rStyle w:val="ae"/>
+          </w:rPr>
+          <w:t>nemoirisgurl</w:t>
+        </w:r>
+        <w:proofErr w:type="spellEnd"/>
+        <w:r>
+          <w:rPr>
+            <w:rStyle w:val="ae"/>
+          </w:rPr>
+          <w:t>/finance@0abb1cf</w:t>
         </w:r>
       </w:hyperlink>
       <w:r>
@@ -102,8 +116,13 @@
     </w:p>
     <w:p>
       <w:r>
-        <w:t>CREATE TABLE IF NOT EXISTS transactions(</w:t>
-      </w:r>
+        <w:t xml:space="preserve">CREATE TABLE IF NOT EXISTS </w:t>
+      </w:r>
+      <w:proofErr w:type="gramStart"/>
+      <w:r>
+        <w:t>transactions(</w:t>
+      </w:r>
+      <w:proofErr w:type="gramEnd"/>
     </w:p>
     <w:p>
       <w:r>
@@ -112,12 +131,44 @@
     </w:p>
     <w:p>
       <w:r>
-        <w:t>    transaction_name TEXT,</w:t>
-      </w:r>
-    </w:p>
-    <w:p>
-      <w:r>
-        <w:t>    transaction_type TEXT CHECK (transaction_type IN ('income', 'expense')),</w:t>
+        <w:t xml:space="preserve">    </w:t>
+      </w:r>
+      <w:proofErr w:type="spellStart"/>
+      <w:r>
+        <w:t>transaction_name</w:t>
+      </w:r>
+      <w:proofErr w:type="spellEnd"/>
+      <w:r>
+        <w:t xml:space="preserve"> TEXT,</w:t>
+      </w:r>
+    </w:p>
+    <w:p>
+      <w:r>
+        <w:t xml:space="preserve">    </w:t>
+      </w:r>
+      <w:proofErr w:type="spellStart"/>
+      <w:r>
+        <w:t>transaction_type</w:t>
+      </w:r>
+      <w:proofErr w:type="spellEnd"/>
+      <w:r>
+        <w:t xml:space="preserve"> TEXT CHECK (</w:t>
+      </w:r>
+      <w:proofErr w:type="spellStart"/>
+      <w:r>
+        <w:t>transaction_type</w:t>
+      </w:r>
+      <w:proofErr w:type="spellEnd"/>
+      <w:r>
+        <w:t xml:space="preserve"> IN ('income', '</w:t>
+      </w:r>
+      <w:proofErr w:type="gramStart"/>
+      <w:r>
+        <w:t>expense')</w:t>
+      </w:r>
+      <w:proofErr w:type="gramEnd"/>
+      <w:r>
+        <w:t>),</w:t>
       </w:r>
     </w:p>
     <w:p>
@@ -127,7 +178,15 @@
     </w:p>
     <w:p>
       <w:r>
-        <w:t>    transaction_date TEXT DEFAULT CURRENT_DATE</w:t>
+        <w:t xml:space="preserve">    </w:t>
+      </w:r>
+      <w:proofErr w:type="spellStart"/>
+      <w:r>
+        <w:t>transaction_date</w:t>
+      </w:r>
+      <w:proofErr w:type="spellEnd"/>
+      <w:r>
+        <w:t xml:space="preserve"> TEXT DEFAULT CURRENT_DATE</w:t>
       </w:r>
     </w:p>
     <w:p>
@@ -156,7 +215,21 @@
           <w:rPr>
             <w:rStyle w:val="ae"/>
           </w:rPr>
-          <w:t>Add feature to show specific type and handle some errors · nemoirisgurl/finance@04021fa</w:t>
+          <w:t xml:space="preserve">Add feature to show specific type and handle some errors · </w:t>
+        </w:r>
+        <w:proofErr w:type="spellStart"/>
+        <w:r>
+          <w:rPr>
+            <w:rStyle w:val="ae"/>
+          </w:rPr>
+          <w:t>nemoirisgurl</w:t>
+        </w:r>
+        <w:proofErr w:type="spellEnd"/>
+        <w:r>
+          <w:rPr>
+            <w:rStyle w:val="ae"/>
+          </w:rPr>
+          <w:t>/finance@04021fa</w:t>
         </w:r>
       </w:hyperlink>
       <w:r>
@@ -179,7 +252,21 @@
           <w:rPr>
             <w:rStyle w:val="ae"/>
           </w:rPr>
-          <w:t>Calculate balance from date · nemoirisgurl/finance@037cabd</w:t>
+          <w:t xml:space="preserve">Calculate balance from date · </w:t>
+        </w:r>
+        <w:proofErr w:type="spellStart"/>
+        <w:r>
+          <w:rPr>
+            <w:rStyle w:val="ae"/>
+          </w:rPr>
+          <w:t>nemoirisgurl</w:t>
+        </w:r>
+        <w:proofErr w:type="spellEnd"/>
+        <w:r>
+          <w:rPr>
+            <w:rStyle w:val="ae"/>
+          </w:rPr>
+          <w:t>/finance@037cabd</w:t>
         </w:r>
       </w:hyperlink>
     </w:p>
@@ -194,7 +281,23 @@
         <w:t xml:space="preserve"> sum of incomes and sum of expenses</w:t>
       </w:r>
       <w:r>
-        <w:t xml:space="preserve"> and balance from start_date to end_date.</w:t>
+        <w:t xml:space="preserve"> and balance from </w:t>
+      </w:r>
+      <w:proofErr w:type="spellStart"/>
+      <w:r>
+        <w:t>start_date</w:t>
+      </w:r>
+      <w:proofErr w:type="spellEnd"/>
+      <w:r>
+        <w:t xml:space="preserve"> to </w:t>
+      </w:r>
+      <w:proofErr w:type="spellStart"/>
+      <w:r>
+        <w:t>end_date</w:t>
+      </w:r>
+      <w:proofErr w:type="spellEnd"/>
+      <w:r>
+        <w:t>.</w:t>
       </w:r>
     </w:p>
     <w:p>
@@ -214,7 +317,21 @@
           <w:rPr>
             <w:rStyle w:val="ae"/>
           </w:rPr>
-          <w:t>Milestone-2 · nemoirisgurl/finance@7358eb6</w:t>
+          <w:t xml:space="preserve">Milestone-2 · </w:t>
+        </w:r>
+        <w:proofErr w:type="spellStart"/>
+        <w:r>
+          <w:rPr>
+            <w:rStyle w:val="ae"/>
+          </w:rPr>
+          <w:t>nemoirisgurl</w:t>
+        </w:r>
+        <w:proofErr w:type="spellEnd"/>
+        <w:r>
+          <w:rPr>
+            <w:rStyle w:val="ae"/>
+          </w:rPr>
+          <w:t>/finance@7358eb6</w:t>
         </w:r>
       </w:hyperlink>
       <w:r>
@@ -300,7 +417,21 @@
           <w:rPr>
             <w:rStyle w:val="ae"/>
           </w:rPr>
-          <w:t>Tidy up with directories · nemoirisgurl/finance@2754853</w:t>
+          <w:t xml:space="preserve">Tidy up with directories · </w:t>
+        </w:r>
+        <w:proofErr w:type="spellStart"/>
+        <w:r>
+          <w:rPr>
+            <w:rStyle w:val="ae"/>
+          </w:rPr>
+          <w:t>nemoirisgurl</w:t>
+        </w:r>
+        <w:proofErr w:type="spellEnd"/>
+        <w:r>
+          <w:rPr>
+            <w:rStyle w:val="ae"/>
+          </w:rPr>
+          <w:t>/finance@2754853</w:t>
         </w:r>
       </w:hyperlink>
     </w:p>
@@ -378,6 +509,53 @@
         <w:t xml:space="preserve"> main application</w:t>
       </w:r>
     </w:p>
+    <w:p/>
+    <w:p>
+      <w:r>
+        <w:t xml:space="preserve">Sixth commit </w:t>
+      </w:r>
+      <w:hyperlink r:id="rId12" w:history="1">
+        <w:r>
+          <w:rPr>
+            <w:rStyle w:val="ae"/>
+          </w:rPr>
+          <w:t xml:space="preserve">Edit README.md · </w:t>
+        </w:r>
+        <w:proofErr w:type="spellStart"/>
+        <w:r>
+          <w:rPr>
+            <w:rStyle w:val="ae"/>
+          </w:rPr>
+          <w:t>nemoirisgurl</w:t>
+        </w:r>
+        <w:proofErr w:type="spellEnd"/>
+        <w:r>
+          <w:rPr>
+            <w:rStyle w:val="ae"/>
+          </w:rPr>
+          <w:t>/finance@f332538</w:t>
+        </w:r>
+      </w:hyperlink>
+    </w:p>
+    <w:p>
+      <w:r>
+        <w:t>-Added hotkey to back to main menu.</w:t>
+      </w:r>
+    </w:p>
+    <w:p>
+      <w:r>
+        <w:t>-Edited README file and list of dependencies.</w:t>
+      </w:r>
+    </w:p>
+    <w:p>
+      <w:r>
+        <w:t>-</w:t>
+      </w:r>
+      <w:r>
+        <w:t>Git ignored some junk and environment directories.</w:t>
+      </w:r>
+    </w:p>
+    <w:p/>
     <w:sectPr>
       <w:pgSz w:w="12240" w:h="15840"/>
       <w:pgMar w:top="1440" w:right="1440" w:bottom="1440" w:left="1440" w:header="720" w:footer="720" w:gutter="0"/>
@@ -615,6 +793,118 @@
     </w:lvl>
   </w:abstractNum>
   <w:abstractNum w:abstractNumId="2" w15:restartNumberingAfterBreak="0">
+    <w:nsid w:val="550E5445"/>
+    <w:multiLevelType w:val="hybridMultilevel"/>
+    <w:tmpl w:val="FED828C8"/>
+    <w:lvl w:ilvl="0" w:tplc="C844627E">
+      <w:numFmt w:val="bullet"/>
+      <w:lvlText w:val="-"/>
+      <w:lvlJc w:val="left"/>
+      <w:pPr>
+        <w:ind w:left="720" w:hanging="360"/>
+      </w:pPr>
+      <w:rPr>
+        <w:rFonts w:ascii="Aptos" w:eastAsiaTheme="minorHAnsi" w:hAnsi="Aptos" w:cstheme="minorBidi" w:hint="default"/>
+      </w:rPr>
+    </w:lvl>
+    <w:lvl w:ilvl="1" w:tplc="04090003" w:tentative="1">
+      <w:start w:val="1"/>
+      <w:numFmt w:val="bullet"/>
+      <w:lvlText w:val="o"/>
+      <w:lvlJc w:val="left"/>
+      <w:pPr>
+        <w:ind w:left="1440" w:hanging="360"/>
+      </w:pPr>
+      <w:rPr>
+        <w:rFonts w:ascii="Courier New" w:hAnsi="Courier New" w:cs="Courier New" w:hint="default"/>
+      </w:rPr>
+    </w:lvl>
+    <w:lvl w:ilvl="2" w:tplc="04090005" w:tentative="1">
+      <w:start w:val="1"/>
+      <w:numFmt w:val="bullet"/>
+      <w:lvlText w:val=""/>
+      <w:lvlJc w:val="left"/>
+      <w:pPr>
+        <w:ind w:left="2160" w:hanging="360"/>
+      </w:pPr>
+      <w:rPr>
+        <w:rFonts w:ascii="Wingdings" w:hAnsi="Wingdings" w:hint="default"/>
+      </w:rPr>
+    </w:lvl>
+    <w:lvl w:ilvl="3" w:tplc="04090001" w:tentative="1">
+      <w:start w:val="1"/>
+      <w:numFmt w:val="bullet"/>
+      <w:lvlText w:val=""/>
+      <w:lvlJc w:val="left"/>
+      <w:pPr>
+        <w:ind w:left="2880" w:hanging="360"/>
+      </w:pPr>
+      <w:rPr>
+        <w:rFonts w:ascii="Symbol" w:hAnsi="Symbol" w:hint="default"/>
+      </w:rPr>
+    </w:lvl>
+    <w:lvl w:ilvl="4" w:tplc="04090003" w:tentative="1">
+      <w:start w:val="1"/>
+      <w:numFmt w:val="bullet"/>
+      <w:lvlText w:val="o"/>
+      <w:lvlJc w:val="left"/>
+      <w:pPr>
+        <w:ind w:left="3600" w:hanging="360"/>
+      </w:pPr>
+      <w:rPr>
+        <w:rFonts w:ascii="Courier New" w:hAnsi="Courier New" w:cs="Courier New" w:hint="default"/>
+      </w:rPr>
+    </w:lvl>
+    <w:lvl w:ilvl="5" w:tplc="04090005" w:tentative="1">
+      <w:start w:val="1"/>
+      <w:numFmt w:val="bullet"/>
+      <w:lvlText w:val=""/>
+      <w:lvlJc w:val="left"/>
+      <w:pPr>
+        <w:ind w:left="4320" w:hanging="360"/>
+      </w:pPr>
+      <w:rPr>
+        <w:rFonts w:ascii="Wingdings" w:hAnsi="Wingdings" w:hint="default"/>
+      </w:rPr>
+    </w:lvl>
+    <w:lvl w:ilvl="6" w:tplc="04090001" w:tentative="1">
+      <w:start w:val="1"/>
+      <w:numFmt w:val="bullet"/>
+      <w:lvlText w:val=""/>
+      <w:lvlJc w:val="left"/>
+      <w:pPr>
+        <w:ind w:left="5040" w:hanging="360"/>
+      </w:pPr>
+      <w:rPr>
+        <w:rFonts w:ascii="Symbol" w:hAnsi="Symbol" w:hint="default"/>
+      </w:rPr>
+    </w:lvl>
+    <w:lvl w:ilvl="7" w:tplc="04090003" w:tentative="1">
+      <w:start w:val="1"/>
+      <w:numFmt w:val="bullet"/>
+      <w:lvlText w:val="o"/>
+      <w:lvlJc w:val="left"/>
+      <w:pPr>
+        <w:ind w:left="5760" w:hanging="360"/>
+      </w:pPr>
+      <w:rPr>
+        <w:rFonts w:ascii="Courier New" w:hAnsi="Courier New" w:cs="Courier New" w:hint="default"/>
+      </w:rPr>
+    </w:lvl>
+    <w:lvl w:ilvl="8" w:tplc="04090005" w:tentative="1">
+      <w:start w:val="1"/>
+      <w:numFmt w:val="bullet"/>
+      <w:lvlText w:val=""/>
+      <w:lvlJc w:val="left"/>
+      <w:pPr>
+        <w:ind w:left="6480" w:hanging="360"/>
+      </w:pPr>
+      <w:rPr>
+        <w:rFonts w:ascii="Wingdings" w:hAnsi="Wingdings" w:hint="default"/>
+      </w:rPr>
+    </w:lvl>
+  </w:abstractNum>
+  <w:abstractNum w:abstractNumId="3" w15:restartNumberingAfterBreak="0">
     <w:nsid w:val="733E51C0"/>
     <w:multiLevelType w:val="hybridMultilevel"/>
     <w:tmpl w:val="04B4E4C8"/>
@@ -730,10 +1020,13 @@
     <w:abstractNumId w:val="1"/>
   </w:num>
   <w:num w:numId="2" w16cid:durableId="329869198">
-    <w:abstractNumId w:val="2"/>
+    <w:abstractNumId w:val="3"/>
   </w:num>
   <w:num w:numId="3" w16cid:durableId="1296839931">
     <w:abstractNumId w:val="0"/>
+  </w:num>
+  <w:num w:numId="4" w16cid:durableId="779834822">
+    <w:abstractNumId w:val="2"/>
   </w:num>
 </w:numbering>
 </file>
